--- a/results/paper/english_translation_current_20261028_01/Controlled_Evaluation_Dual_Source_RAG_English_Working_Translation_cross_model_20261029.docx
+++ b/results/paper/english_translation_current_20261028_01/Controlled_Evaluation_Dual_Source_RAG_English_Working_Translation_cross_model_20261029.docx
@@ -11534,7 +11534,7 @@
     <ns0:p>
       <ns0:pPr/>
       <ns0:r>
-        <ns0:t>The supplementary cross-model run retains its fixed prompts, model revision, per-question outputs and scoring results in the project materials. Qwen outputs are in results/runs/qwen_cuda_cross_model_20261029_01 and the scoring summary is in results/runs/qwen_cuda_cross_model_score_20261029_03/summary.json; execution and scoring scripts are scripts/run_qwen_cuda_cross_model_20261029.py and scripts/score_qwen_cross_model_20261029.py. Both existing reference versions and their provenance are retained; no new human annotation was performed.</ns0:t>
+        <ns0:t>The supplementary cross-model run retains its fixed prompts, model revision, per-question outputs and scoring results in the project materials. Qwen outputs are in results/runs/qwen_cuda_cross_model_20261029_01 and the scoring summary is in results/runs/qwen_cuda_cross_model_score_20261029_04/summary.json; execution and scoring scripts are scripts/run_qwen_cuda_cross_model_20261029.py and scripts/score_qwen_cross_model_20261029.py. Both existing reference versions and their provenance are retained; no new human annotation was performed.</ns0:t>
       </ns0:r>
     </ns0:p>
     <ns0:p>
